--- a/logbook/logbook minggu 12.docx
+++ b/logbook/logbook minggu 12.docx
@@ -110,7 +110,6 @@
         <w:rPr>
           <w:sz w:val="28"/>
           <w:szCs w:val="28"/>
-          <w:lang w:val="en-US"/>
         </w:rPr>
         <w:t>Nama</w:t>
       </w:r>
@@ -118,7 +117,6 @@
         <w:rPr>
           <w:sz w:val="28"/>
           <w:szCs w:val="28"/>
-          <w:lang w:val="en-US"/>
         </w:rPr>
         <w:tab/>
       </w:r>
@@ -126,7 +124,6 @@
         <w:rPr>
           <w:sz w:val="28"/>
           <w:szCs w:val="28"/>
-          <w:lang w:val="en-US"/>
         </w:rPr>
         <w:tab/>
       </w:r>
@@ -134,7 +131,6 @@
         <w:rPr>
           <w:sz w:val="28"/>
           <w:szCs w:val="28"/>
-          <w:lang w:val="en-US"/>
         </w:rPr>
         <w:tab/>
       </w:r>
@@ -142,7 +138,30 @@
         <w:rPr>
           <w:sz w:val="28"/>
           <w:szCs w:val="28"/>
+        </w:rPr>
+        <w:tab/>
+        <w:t>: Muhamad Farhan Maura</w:t>
+      </w:r>
+    </w:p>
+    <w:p>
+      <w:pPr>
+        <w:rPr>
+          <w:sz w:val="28"/>
+          <w:szCs w:val="28"/>
           <w:lang w:val="en-US"/>
+        </w:rPr>
+      </w:pPr>
+      <w:r>
+        <w:rPr>
+          <w:sz w:val="28"/>
+          <w:szCs w:val="28"/>
+        </w:rPr>
+        <w:t>NIM</w:t>
+      </w:r>
+      <w:r>
+        <w:rPr>
+          <w:sz w:val="28"/>
+          <w:szCs w:val="28"/>
         </w:rPr>
         <w:tab/>
       </w:r>
@@ -150,40 +169,6 @@
         <w:rPr>
           <w:sz w:val="28"/>
           <w:szCs w:val="28"/>
-          <w:lang w:val="en-US"/>
-        </w:rPr>
-        <w:t xml:space="preserve">: </w:t>
-      </w:r>
-      <w:r>
-        <w:rPr>
-          <w:sz w:val="28"/>
-          <w:szCs w:val="28"/>
-          <w:lang w:val="en-US"/>
-        </w:rPr>
-        <w:t>Muhammad Fahrul Rozi</w:t>
-      </w:r>
-    </w:p>
-    <w:p>
-      <w:pPr>
-        <w:rPr>
-          <w:sz w:val="28"/>
-          <w:szCs w:val="28"/>
-          <w:lang w:val="en-US"/>
-        </w:rPr>
-      </w:pPr>
-      <w:r>
-        <w:rPr>
-          <w:sz w:val="28"/>
-          <w:szCs w:val="28"/>
-          <w:lang w:val="en-US"/>
-        </w:rPr>
-        <w:t>NIM</w:t>
-      </w:r>
-      <w:r>
-        <w:rPr>
-          <w:sz w:val="28"/>
-          <w:szCs w:val="28"/>
-          <w:lang w:val="en-US"/>
         </w:rPr>
         <w:tab/>
       </w:r>
@@ -191,7 +176,6 @@
         <w:rPr>
           <w:sz w:val="28"/>
           <w:szCs w:val="28"/>
-          <w:lang w:val="en-US"/>
         </w:rPr>
         <w:tab/>
       </w:r>
@@ -199,33 +183,9 @@
         <w:rPr>
           <w:sz w:val="28"/>
           <w:szCs w:val="28"/>
-          <w:lang w:val="en-US"/>
         </w:rPr>
         <w:tab/>
-      </w:r>
-      <w:r>
-        <w:rPr>
-          <w:sz w:val="28"/>
-          <w:szCs w:val="28"/>
-          <w:lang w:val="en-US"/>
-        </w:rPr>
-        <w:tab/>
-      </w:r>
-      <w:r>
-        <w:rPr>
-          <w:sz w:val="28"/>
-          <w:szCs w:val="28"/>
-          <w:lang w:val="en-US"/>
-        </w:rPr>
-        <w:t>: 221420</w:t>
-      </w:r>
-      <w:r>
-        <w:rPr>
-          <w:sz w:val="28"/>
-          <w:szCs w:val="28"/>
-          <w:lang w:val="en-US"/>
-        </w:rPr>
-        <w:t>115</w:t>
+        <w:t>: 221420075</w:t>
       </w:r>
     </w:p>
     <w:p>
@@ -281,7 +241,6 @@
         <w:rPr>
           <w:sz w:val="28"/>
           <w:szCs w:val="28"/>
-          <w:lang w:val="en-US"/>
         </w:rPr>
         <w:t>Nomor HP</w:t>
       </w:r>
@@ -289,7 +248,6 @@
         <w:rPr>
           <w:sz w:val="28"/>
           <w:szCs w:val="28"/>
-          <w:lang w:val="en-US"/>
         </w:rPr>
         <w:tab/>
       </w:r>
@@ -297,7 +255,6 @@
         <w:rPr>
           <w:sz w:val="28"/>
           <w:szCs w:val="28"/>
-          <w:lang w:val="en-US"/>
         </w:rPr>
         <w:tab/>
       </w:r>
@@ -305,40 +262,23 @@
         <w:rPr>
           <w:sz w:val="28"/>
           <w:szCs w:val="28"/>
-          <w:lang w:val="en-US"/>
         </w:rPr>
         <w:tab/>
+        <w:t>: 083826383761</w:t>
       </w:r>
-      <w:r>
+    </w:p>
+    <w:p>
+      <w:pPr>
         <w:rPr>
           <w:sz w:val="28"/>
           <w:szCs w:val="28"/>
           <w:lang w:val="en-US"/>
         </w:rPr>
-        <w:t xml:space="preserve">: </w:t>
-      </w:r>
+      </w:pPr>
       <w:r>
         <w:rPr>
           <w:sz w:val="28"/>
           <w:szCs w:val="28"/>
-          <w:lang w:val="en-US"/>
-        </w:rPr>
-        <w:t>081377844445</w:t>
-      </w:r>
-    </w:p>
-    <w:p>
-      <w:pPr>
-        <w:rPr>
-          <w:sz w:val="28"/>
-          <w:szCs w:val="28"/>
-          <w:lang w:val="en-US"/>
-        </w:rPr>
-      </w:pPr>
-      <w:r>
-        <w:rPr>
-          <w:sz w:val="28"/>
-          <w:szCs w:val="28"/>
-          <w:lang w:val="en-US"/>
         </w:rPr>
         <w:t>Dosen Pembimbing</w:t>
       </w:r>
@@ -346,55 +286,23 @@
         <w:rPr>
           <w:sz w:val="28"/>
           <w:szCs w:val="28"/>
-          <w:lang w:val="en-US"/>
         </w:rPr>
         <w:tab/>
+        <w:t>: Rasmila, M.Kom.</w:t>
       </w:r>
-      <w:r>
+    </w:p>
+    <w:p>
+      <w:pPr>
         <w:rPr>
           <w:sz w:val="28"/>
           <w:szCs w:val="28"/>
           <w:lang w:val="en-US"/>
         </w:rPr>
-        <w:t>:</w:t>
-      </w:r>
+      </w:pPr>
       <w:r>
         <w:rPr>
           <w:sz w:val="28"/>
           <w:szCs w:val="28"/>
-          <w:lang w:val="en-US"/>
-        </w:rPr>
-        <w:t xml:space="preserve"> </w:t>
-      </w:r>
-      <w:r>
-        <w:rPr>
-          <w:sz w:val="28"/>
-          <w:szCs w:val="28"/>
-          <w:lang w:val="en-US"/>
-        </w:rPr>
-        <w:t>Nurul Adha Oktarini Saputri, M.Kom</w:t>
-      </w:r>
-      <w:r>
-        <w:rPr>
-          <w:sz w:val="28"/>
-          <w:szCs w:val="28"/>
-        </w:rPr>
-        <w:t>.</w:t>
-      </w:r>
-    </w:p>
-    <w:p>
-      <w:pPr>
-        <w:rPr>
-          <w:sz w:val="28"/>
-          <w:szCs w:val="28"/>
-          <w:lang w:val="en-US"/>
-        </w:rPr>
-      </w:pPr>
-      <w:r>
-        <w:rPr>
-          <w:sz w:val="28"/>
-          <w:szCs w:val="28"/>
-          <w:lang w:val="en-US"/>
         </w:rPr>
         <w:t>Lokasi Pelaksanaan</w:t>
       </w:r>
@@ -402,40 +310,23 @@
         <w:rPr>
           <w:sz w:val="28"/>
           <w:szCs w:val="28"/>
-          <w:lang w:val="en-US"/>
         </w:rPr>
         <w:tab/>
+        <w:t>: Warung Sate Madura Bukit Baru</w:t>
       </w:r>
-      <w:r>
+    </w:p>
+    <w:p>
+      <w:pPr>
         <w:rPr>
           <w:sz w:val="28"/>
           <w:szCs w:val="28"/>
           <w:lang w:val="en-US"/>
         </w:rPr>
-        <w:t xml:space="preserve">: </w:t>
-      </w:r>
+      </w:pPr>
       <w:r>
         <w:rPr>
           <w:sz w:val="28"/>
           <w:szCs w:val="28"/>
-          <w:lang w:val="en-US"/>
-        </w:rPr>
-        <w:t>Dinas Pariwisata Palembang</w:t>
-      </w:r>
-    </w:p>
-    <w:p>
-      <w:pPr>
-        <w:rPr>
-          <w:sz w:val="28"/>
-          <w:szCs w:val="28"/>
-          <w:lang w:val="en-US"/>
-        </w:rPr>
-      </w:pPr>
-      <w:r>
-        <w:rPr>
-          <w:sz w:val="28"/>
-          <w:szCs w:val="28"/>
-          <w:lang w:val="en-US"/>
         </w:rPr>
         <w:t>Waktu Pelaksanaan</w:t>
       </w:r>
@@ -443,49 +334,9 @@
         <w:rPr>
           <w:sz w:val="28"/>
           <w:szCs w:val="28"/>
-          <w:lang w:val="en-US"/>
         </w:rPr>
         <w:tab/>
-      </w:r>
-      <w:r>
-        <w:rPr>
-          <w:sz w:val="28"/>
-          <w:szCs w:val="28"/>
-          <w:lang w:val="en-US"/>
-        </w:rPr>
-        <w:t xml:space="preserve">: </w:t>
-      </w:r>
-      <w:r>
-        <w:rPr>
-          <w:sz w:val="28"/>
-          <w:szCs w:val="28"/>
-          <w:lang w:val="en-US"/>
-        </w:rPr>
-        <w:t xml:space="preserve">06 Oktober 2025 </w:t>
-      </w:r>
-      <w:r>
-        <w:rPr>
-          <w:sz w:val="28"/>
-          <w:szCs w:val="28"/>
-          <w:lang w:val="en-US"/>
-        </w:rPr>
-        <w:t>–</w:t>
-      </w:r>
-      <w:r>
-        <w:rPr>
-          <w:sz w:val="28"/>
-          <w:szCs w:val="28"/>
-          <w:lang w:val="en-US"/>
-        </w:rPr>
-        <w:t xml:space="preserve"> </w:t>
-      </w:r>
-      <w:r>
-        <w:rPr>
-          <w:sz w:val="28"/>
-          <w:szCs w:val="28"/>
-          <w:lang w:val="en-US"/>
-        </w:rPr>
-        <w:t>20 Januari 2025</w:t>
+        <w:t>: 06 Oktober 2025 – 19 Januari 2026</w:t>
       </w:r>
     </w:p>
     <w:p>
@@ -767,6 +618,13 @@
             <w:tcW w:w="2410" w:type="dxa"/>
           </w:tcPr>
           <w:p>
+            <w:pPr>
+              <w:pStyle w:val="ListParagraph"/>
+              <w:numPr>
+                <w:ilvl w:val="0"/>
+                <w:numId w:val="32"/>
+              </w:numPr>
+            </w:pPr>
             <w:r>
               <w:t>Implementasi checkout flow dengan kalkulasi total harga otomatis.</w:t>
             </w:r>
@@ -777,6 +635,13 @@
             <w:tcW w:w="2546" w:type="dxa"/>
           </w:tcPr>
           <w:p>
+            <w:pPr>
+              <w:pStyle w:val="ListParagraph"/>
+              <w:numPr>
+                <w:ilvl w:val="0"/>
+                <w:numId w:val="33"/>
+              </w:numPr>
+            </w:pPr>
             <w:r>
               <w:t>Customer dapat melakukan checkout dan melihat total pembayaran.</w:t>
             </w:r>
@@ -809,22 +674,14 @@
             </w:pPr>
             <w:r>
               <w:rPr>
-                <w:rFonts w:ascii="Times New Roman" w:hAnsi="Times New Roman" w:cs="Times New Roman"/>
-                <w:noProof/>
-                <w:szCs w:val="24"/>
-              </w:rPr>
-              <w:br/>
-            </w:r>
-            <w:r>
-              <w:rPr>
                 <w:noProof/>
                 <w14:ligatures w14:val="standardContextual"/>
               </w:rPr>
               <w:drawing>
-                <wp:inline distT="0" distB="0" distL="0" distR="0" wp14:anchorId="1314014A" wp14:editId="0182287D">
-                  <wp:extent cx="1072515" cy="603250"/>
-                  <wp:effectExtent l="0" t="0" r="0" b="6350"/>
-                  <wp:docPr id="1578162924" name="Picture 1"/>
+                <wp:inline distT="0" distB="0" distL="0" distR="0" wp14:anchorId="19E65601" wp14:editId="347E24CD">
+                  <wp:extent cx="861060" cy="484314"/>
+                  <wp:effectExtent l="0" t="0" r="0" b="0"/>
+                  <wp:docPr id="1141332485" name="Picture 1"/>
                   <wp:cNvGraphicFramePr>
                     <a:graphicFrameLocks xmlns:a="http://schemas.openxmlformats.org/drawingml/2006/main" noChangeAspect="1"/>
                   </wp:cNvGraphicFramePr>
@@ -832,7 +689,7 @@
                     <a:graphicData uri="http://schemas.openxmlformats.org/drawingml/2006/picture">
                       <pic:pic xmlns:pic="http://schemas.openxmlformats.org/drawingml/2006/picture">
                         <pic:nvPicPr>
-                          <pic:cNvPr id="1578162924" name=""/>
+                          <pic:cNvPr id="1141332485" name=""/>
                           <pic:cNvPicPr/>
                         </pic:nvPicPr>
                         <pic:blipFill>
@@ -844,7 +701,7 @@
                         <pic:spPr>
                           <a:xfrm>
                             <a:off x="0" y="0"/>
-                            <a:ext cx="1072515" cy="603250"/>
+                            <a:ext cx="864142" cy="486048"/>
                           </a:xfrm>
                           <a:prstGeom prst="rect">
                             <a:avLst/>
@@ -855,6 +712,14 @@
                   </a:graphic>
                 </wp:inline>
               </w:drawing>
+            </w:r>
+            <w:r>
+              <w:rPr>
+                <w:rFonts w:ascii="Times New Roman" w:hAnsi="Times New Roman" w:cs="Times New Roman"/>
+                <w:noProof/>
+                <w:szCs w:val="24"/>
+              </w:rPr>
+              <w:br/>
             </w:r>
           </w:p>
           <w:p>
@@ -967,6 +832,13 @@
             <w:tcW w:w="2410" w:type="dxa"/>
           </w:tcPr>
           <w:p>
+            <w:pPr>
+              <w:pStyle w:val="ListParagraph"/>
+              <w:numPr>
+                <w:ilvl w:val="0"/>
+                <w:numId w:val="34"/>
+              </w:numPr>
+            </w:pPr>
             <w:r>
               <w:t>Membuat migration untuk tabel payment_methods dan integrasi dengan order.</w:t>
             </w:r>
@@ -977,6 +849,13 @@
             <w:tcW w:w="2546" w:type="dxa"/>
           </w:tcPr>
           <w:p>
+            <w:pPr>
+              <w:pStyle w:val="ListParagraph"/>
+              <w:numPr>
+                <w:ilvl w:val="0"/>
+                <w:numId w:val="35"/>
+              </w:numPr>
+            </w:pPr>
             <w:r>
               <w:t>Sistem pembayaran dapat mendukung multiple payment methods.</w:t>
             </w:r>
@@ -1016,26 +895,18 @@
                 <w:szCs w:val="24"/>
               </w:rPr>
             </w:pPr>
-          </w:p>
-          <w:p>
-            <w:pPr>
-              <w:pStyle w:val="TableParagraph"/>
-              <w:jc w:val="center"/>
+            <w:r>
               <w:rPr>
                 <w:rFonts w:ascii="Times New Roman" w:hAnsi="Times New Roman" w:cs="Times New Roman"/>
+                <w:noProof/>
                 <w:szCs w:val="24"/>
-              </w:rPr>
-            </w:pPr>
-            <w:r>
-              <w:rPr>
-                <w:noProof/>
                 <w14:ligatures w14:val="standardContextual"/>
               </w:rPr>
               <w:drawing>
-                <wp:inline distT="0" distB="0" distL="0" distR="0" wp14:anchorId="26015649" wp14:editId="1C57FE2C">
-                  <wp:extent cx="1072515" cy="603250"/>
-                  <wp:effectExtent l="0" t="0" r="0" b="6350"/>
-                  <wp:docPr id="943893427" name="Picture 1"/>
+                <wp:inline distT="0" distB="0" distL="0" distR="0" wp14:anchorId="540ADDE1" wp14:editId="022F09AD">
+                  <wp:extent cx="899263" cy="830580"/>
+                  <wp:effectExtent l="0" t="0" r="0" b="7620"/>
+                  <wp:docPr id="550695428" name="Picture 1"/>
                   <wp:cNvGraphicFramePr>
                     <a:graphicFrameLocks xmlns:a="http://schemas.openxmlformats.org/drawingml/2006/main" noChangeAspect="1"/>
                   </wp:cNvGraphicFramePr>
@@ -1043,11 +914,17 @@
                     <a:graphicData uri="http://schemas.openxmlformats.org/drawingml/2006/picture">
                       <pic:pic xmlns:pic="http://schemas.openxmlformats.org/drawingml/2006/picture">
                         <pic:nvPicPr>
-                          <pic:cNvPr id="943893427" name=""/>
+                          <pic:cNvPr id="550695428" name="Picture 550695428"/>
                           <pic:cNvPicPr/>
                         </pic:nvPicPr>
                         <pic:blipFill>
-                          <a:blip r:embed="rId6"/>
+                          <a:blip r:embed="rId6" cstate="print">
+                            <a:extLst>
+                              <a:ext uri="{28A0092B-C50C-407E-A947-70E740481C1C}">
+                                <a14:useLocalDpi xmlns:a14="http://schemas.microsoft.com/office/drawing/2010/main" val="0"/>
+                              </a:ext>
+                            </a:extLst>
+                          </a:blip>
                           <a:stretch>
                             <a:fillRect/>
                           </a:stretch>
@@ -1055,7 +932,7 @@
                         <pic:spPr>
                           <a:xfrm>
                             <a:off x="0" y="0"/>
-                            <a:ext cx="1072515" cy="603250"/>
+                            <a:ext cx="899807" cy="831083"/>
                           </a:xfrm>
                           <a:prstGeom prst="rect">
                             <a:avLst/>
@@ -1067,6 +944,16 @@
                 </wp:inline>
               </w:drawing>
             </w:r>
+          </w:p>
+          <w:p>
+            <w:pPr>
+              <w:pStyle w:val="TableParagraph"/>
+              <w:jc w:val="center"/>
+              <w:rPr>
+                <w:rFonts w:ascii="Times New Roman" w:hAnsi="Times New Roman" w:cs="Times New Roman"/>
+                <w:szCs w:val="24"/>
+              </w:rPr>
+            </w:pPr>
           </w:p>
         </w:tc>
       </w:tr>
@@ -1093,6 +980,92 @@
 <file path=word/numbering.xml><?xml version="1.0" encoding="utf-8"?>
 <w:numbering xmlns:wpc="http://schemas.microsoft.com/office/word/2010/wordprocessingCanvas" xmlns:cx="http://schemas.microsoft.com/office/drawing/2014/chartex" xmlns:cx1="http://schemas.microsoft.com/office/drawing/2015/9/8/chartex" xmlns:cx2="http://schemas.microsoft.com/office/drawing/2015/10/21/chartex" xmlns:cx3="http://schemas.microsoft.com/office/drawing/2016/5/9/chartex" xmlns:cx4="http://schemas.microsoft.com/office/drawing/2016/5/10/chartex" xmlns:cx5="http://schemas.microsoft.com/office/drawing/2016/5/11/chartex" xmlns:cx6="http://schemas.microsoft.com/office/drawing/2016/5/12/chartex" xmlns:cx7="http://schemas.microsoft.com/office/drawing/2016/5/13/chartex" xmlns:cx8="http://schemas.microsoft.com/office/drawing/2016/5/14/chartex" xmlns:mc="http://schemas.openxmlformats.org/markup-compatibility/2006" xmlns:aink="http://schemas.microsoft.com/office/drawing/2016/ink" xmlns:am3d="http://schemas.microsoft.com/office/drawing/2017/model3d" xmlns:o="urn:schemas-microsoft-com:office:office" xmlns:oel="http://schemas.microsoft.com/office/2019/extlst" xmlns:r="http://schemas.openxmlformats.org/officeDocument/2006/relationships" xmlns:m="http://schemas.openxmlformats.org/officeDocument/2006/math" xmlns:v="urn:schemas-microsoft-com:vml" xmlns:wp14="http://schemas.microsoft.com/office/word/2010/wordprocessingDrawing" xmlns:wp="http://schemas.openxmlformats.org/drawingml/2006/wordprocessingDrawing" xmlns:w10="urn:schemas-microsoft-com:office:word" xmlns:w="http://schemas.openxmlformats.org/wordprocessingml/2006/main" xmlns:w14="http://schemas.microsoft.com/office/word/2010/wordml" xmlns:w15="http://schemas.microsoft.com/office/word/2012/wordml" xmlns:w16cex="http://schemas.microsoft.com/office/word/2018/wordml/cex" xmlns:w16cid="http://schemas.microsoft.com/office/word/2016/wordml/cid" xmlns:w16="http://schemas.microsoft.com/office/word/2018/wordml" xmlns:w16du="http://schemas.microsoft.com/office/word/2023/wordml/word16du" xmlns:w16sdtdh="http://schemas.microsoft.com/office/word/2020/wordml/sdtdatahash" xmlns:w16sdtfl="http://schemas.microsoft.com/office/word/2024/wordml/sdtformatlock" xmlns:w16se="http://schemas.microsoft.com/office/word/2015/wordml/symex" xmlns:wpg="http://schemas.microsoft.com/office/word/2010/wordprocessingGroup" xmlns:wpi="http://schemas.microsoft.com/office/word/2010/wordprocessingInk" xmlns:wne="http://schemas.microsoft.com/office/word/2006/wordml" xmlns:wps="http://schemas.microsoft.com/office/word/2010/wordprocessingShape" mc:Ignorable="w14 w15 w16se w16cid w16 w16cex w16sdtdh w16sdtfl w16du wp14">
   <w:abstractNum w:abstractNumId="0" w15:restartNumberingAfterBreak="0">
+    <w:nsid w:val="00AB5728"/>
+    <w:multiLevelType w:val="hybridMultilevel"/>
+    <w:tmpl w:val="E76C9B58"/>
+    <w:lvl w:ilvl="0" w:tplc="3809000F">
+      <w:start w:val="1"/>
+      <w:numFmt w:val="decimal"/>
+      <w:lvlText w:val="%1."/>
+      <w:lvlJc w:val="left"/>
+      <w:pPr>
+        <w:ind w:left="720" w:hanging="360"/>
+      </w:pPr>
+    </w:lvl>
+    <w:lvl w:ilvl="1" w:tplc="38090019" w:tentative="1">
+      <w:start w:val="1"/>
+      <w:numFmt w:val="lowerLetter"/>
+      <w:lvlText w:val="%2."/>
+      <w:lvlJc w:val="left"/>
+      <w:pPr>
+        <w:ind w:left="1440" w:hanging="360"/>
+      </w:pPr>
+    </w:lvl>
+    <w:lvl w:ilvl="2" w:tplc="3809001B" w:tentative="1">
+      <w:start w:val="1"/>
+      <w:numFmt w:val="lowerRoman"/>
+      <w:lvlText w:val="%3."/>
+      <w:lvlJc w:val="right"/>
+      <w:pPr>
+        <w:ind w:left="2160" w:hanging="180"/>
+      </w:pPr>
+    </w:lvl>
+    <w:lvl w:ilvl="3" w:tplc="3809000F" w:tentative="1">
+      <w:start w:val="1"/>
+      <w:numFmt w:val="decimal"/>
+      <w:lvlText w:val="%4."/>
+      <w:lvlJc w:val="left"/>
+      <w:pPr>
+        <w:ind w:left="2880" w:hanging="360"/>
+      </w:pPr>
+    </w:lvl>
+    <w:lvl w:ilvl="4" w:tplc="38090019" w:tentative="1">
+      <w:start w:val="1"/>
+      <w:numFmt w:val="lowerLetter"/>
+      <w:lvlText w:val="%5."/>
+      <w:lvlJc w:val="left"/>
+      <w:pPr>
+        <w:ind w:left="3600" w:hanging="360"/>
+      </w:pPr>
+    </w:lvl>
+    <w:lvl w:ilvl="5" w:tplc="3809001B" w:tentative="1">
+      <w:start w:val="1"/>
+      <w:numFmt w:val="lowerRoman"/>
+      <w:lvlText w:val="%6."/>
+      <w:lvlJc w:val="right"/>
+      <w:pPr>
+        <w:ind w:left="4320" w:hanging="180"/>
+      </w:pPr>
+    </w:lvl>
+    <w:lvl w:ilvl="6" w:tplc="3809000F" w:tentative="1">
+      <w:start w:val="1"/>
+      <w:numFmt w:val="decimal"/>
+      <w:lvlText w:val="%7."/>
+      <w:lvlJc w:val="left"/>
+      <w:pPr>
+        <w:ind w:left="5040" w:hanging="360"/>
+      </w:pPr>
+    </w:lvl>
+    <w:lvl w:ilvl="7" w:tplc="38090019" w:tentative="1">
+      <w:start w:val="1"/>
+      <w:numFmt w:val="lowerLetter"/>
+      <w:lvlText w:val="%8."/>
+      <w:lvlJc w:val="left"/>
+      <w:pPr>
+        <w:ind w:left="5760" w:hanging="360"/>
+      </w:pPr>
+    </w:lvl>
+    <w:lvl w:ilvl="8" w:tplc="3809001B" w:tentative="1">
+      <w:start w:val="1"/>
+      <w:numFmt w:val="lowerRoman"/>
+      <w:lvlText w:val="%9."/>
+      <w:lvlJc w:val="right"/>
+      <w:pPr>
+        <w:ind w:left="6480" w:hanging="180"/>
+      </w:pPr>
+    </w:lvl>
+  </w:abstractNum>
+  <w:abstractNum w:abstractNumId="1" w15:restartNumberingAfterBreak="0">
     <w:nsid w:val="07D77C46"/>
     <w:multiLevelType w:val="hybridMultilevel"/>
     <w:tmpl w:val="56E4C2E2"/>
@@ -1181,7 +1154,7 @@
       </w:pPr>
     </w:lvl>
   </w:abstractNum>
-  <w:abstractNum w:abstractNumId="1" w15:restartNumberingAfterBreak="0">
+  <w:abstractNum w:abstractNumId="2" w15:restartNumberingAfterBreak="0">
     <w:nsid w:val="080846C0"/>
     <w:multiLevelType w:val="hybridMultilevel"/>
     <w:tmpl w:val="90C8D8EA"/>
@@ -1270,7 +1243,7 @@
       </w:pPr>
     </w:lvl>
   </w:abstractNum>
-  <w:abstractNum w:abstractNumId="2" w15:restartNumberingAfterBreak="0">
+  <w:abstractNum w:abstractNumId="3" w15:restartNumberingAfterBreak="0">
     <w:nsid w:val="08804E09"/>
     <w:multiLevelType w:val="hybridMultilevel"/>
     <w:tmpl w:val="A558C86E"/>
@@ -1356,7 +1329,7 @@
       </w:pPr>
     </w:lvl>
   </w:abstractNum>
-  <w:abstractNum w:abstractNumId="3" w15:restartNumberingAfterBreak="0">
+  <w:abstractNum w:abstractNumId="4" w15:restartNumberingAfterBreak="0">
     <w:nsid w:val="09C62B3B"/>
     <w:multiLevelType w:val="hybridMultilevel"/>
     <w:tmpl w:val="13089C5A"/>
@@ -1445,7 +1418,7 @@
       </w:pPr>
     </w:lvl>
   </w:abstractNum>
-  <w:abstractNum w:abstractNumId="4" w15:restartNumberingAfterBreak="0">
+  <w:abstractNum w:abstractNumId="5" w15:restartNumberingAfterBreak="0">
     <w:nsid w:val="15F0531F"/>
     <w:multiLevelType w:val="hybridMultilevel"/>
     <w:tmpl w:val="68367F72"/>
@@ -1534,7 +1507,7 @@
       </w:pPr>
     </w:lvl>
   </w:abstractNum>
-  <w:abstractNum w:abstractNumId="5" w15:restartNumberingAfterBreak="0">
+  <w:abstractNum w:abstractNumId="6" w15:restartNumberingAfterBreak="0">
     <w:nsid w:val="1A881689"/>
     <w:multiLevelType w:val="hybridMultilevel"/>
     <w:tmpl w:val="9254100E"/>
@@ -1623,7 +1596,7 @@
       </w:pPr>
     </w:lvl>
   </w:abstractNum>
-  <w:abstractNum w:abstractNumId="6" w15:restartNumberingAfterBreak="0">
+  <w:abstractNum w:abstractNumId="7" w15:restartNumberingAfterBreak="0">
     <w:nsid w:val="214510B9"/>
     <w:multiLevelType w:val="hybridMultilevel"/>
     <w:tmpl w:val="64768D1E"/>
@@ -1712,7 +1685,7 @@
       </w:pPr>
     </w:lvl>
   </w:abstractNum>
-  <w:abstractNum w:abstractNumId="7" w15:restartNumberingAfterBreak="0">
+  <w:abstractNum w:abstractNumId="8" w15:restartNumberingAfterBreak="0">
     <w:nsid w:val="2201393C"/>
     <w:multiLevelType w:val="hybridMultilevel"/>
     <w:tmpl w:val="88D0051A"/>
@@ -1801,7 +1774,7 @@
       </w:pPr>
     </w:lvl>
   </w:abstractNum>
-  <w:abstractNum w:abstractNumId="8" w15:restartNumberingAfterBreak="0">
+  <w:abstractNum w:abstractNumId="9" w15:restartNumberingAfterBreak="0">
     <w:nsid w:val="25601F93"/>
     <w:multiLevelType w:val="hybridMultilevel"/>
     <w:tmpl w:val="44501F50"/>
@@ -1887,7 +1860,7 @@
       </w:pPr>
     </w:lvl>
   </w:abstractNum>
-  <w:abstractNum w:abstractNumId="9" w15:restartNumberingAfterBreak="0">
+  <w:abstractNum w:abstractNumId="10" w15:restartNumberingAfterBreak="0">
     <w:nsid w:val="27E36DA2"/>
     <w:multiLevelType w:val="hybridMultilevel"/>
     <w:tmpl w:val="895864A6"/>
@@ -1976,7 +1949,7 @@
       </w:pPr>
     </w:lvl>
   </w:abstractNum>
-  <w:abstractNum w:abstractNumId="10" w15:restartNumberingAfterBreak="0">
+  <w:abstractNum w:abstractNumId="11" w15:restartNumberingAfterBreak="0">
     <w:nsid w:val="288C2BBF"/>
     <w:multiLevelType w:val="hybridMultilevel"/>
     <w:tmpl w:val="3E7803E2"/>
@@ -2065,7 +2038,7 @@
       </w:pPr>
     </w:lvl>
   </w:abstractNum>
-  <w:abstractNum w:abstractNumId="11" w15:restartNumberingAfterBreak="0">
+  <w:abstractNum w:abstractNumId="12" w15:restartNumberingAfterBreak="0">
     <w:nsid w:val="2EC02EDB"/>
     <w:multiLevelType w:val="hybridMultilevel"/>
     <w:tmpl w:val="98BE4B38"/>
@@ -2151,7 +2124,7 @@
       </w:pPr>
     </w:lvl>
   </w:abstractNum>
-  <w:abstractNum w:abstractNumId="12" w15:restartNumberingAfterBreak="0">
+  <w:abstractNum w:abstractNumId="13" w15:restartNumberingAfterBreak="0">
     <w:nsid w:val="2FC30B38"/>
     <w:multiLevelType w:val="hybridMultilevel"/>
     <w:tmpl w:val="A596DEA8"/>
@@ -2240,7 +2213,7 @@
       </w:pPr>
     </w:lvl>
   </w:abstractNum>
-  <w:abstractNum w:abstractNumId="13" w15:restartNumberingAfterBreak="0">
+  <w:abstractNum w:abstractNumId="14" w15:restartNumberingAfterBreak="0">
     <w:nsid w:val="2FDB2507"/>
     <w:multiLevelType w:val="hybridMultilevel"/>
     <w:tmpl w:val="9B860C96"/>
@@ -2329,7 +2302,7 @@
       </w:pPr>
     </w:lvl>
   </w:abstractNum>
-  <w:abstractNum w:abstractNumId="14" w15:restartNumberingAfterBreak="0">
+  <w:abstractNum w:abstractNumId="15" w15:restartNumberingAfterBreak="0">
     <w:nsid w:val="30AF764B"/>
     <w:multiLevelType w:val="hybridMultilevel"/>
     <w:tmpl w:val="AD807F72"/>
@@ -2418,7 +2391,7 @@
       </w:pPr>
     </w:lvl>
   </w:abstractNum>
-  <w:abstractNum w:abstractNumId="15" w15:restartNumberingAfterBreak="0">
+  <w:abstractNum w:abstractNumId="16" w15:restartNumberingAfterBreak="0">
     <w:nsid w:val="36B62247"/>
     <w:multiLevelType w:val="hybridMultilevel"/>
     <w:tmpl w:val="EC98475E"/>
@@ -2508,7 +2481,7 @@
       </w:pPr>
     </w:lvl>
   </w:abstractNum>
-  <w:abstractNum w:abstractNumId="16" w15:restartNumberingAfterBreak="0">
+  <w:abstractNum w:abstractNumId="17" w15:restartNumberingAfterBreak="0">
     <w:nsid w:val="41F93099"/>
     <w:multiLevelType w:val="hybridMultilevel"/>
     <w:tmpl w:val="156E8FCE"/>
@@ -2597,7 +2570,7 @@
       </w:pPr>
     </w:lvl>
   </w:abstractNum>
-  <w:abstractNum w:abstractNumId="17" w15:restartNumberingAfterBreak="0">
+  <w:abstractNum w:abstractNumId="18" w15:restartNumberingAfterBreak="0">
     <w:nsid w:val="457A14A2"/>
     <w:multiLevelType w:val="hybridMultilevel"/>
     <w:tmpl w:val="01567F6A"/>
@@ -2686,7 +2659,7 @@
       </w:pPr>
     </w:lvl>
   </w:abstractNum>
-  <w:abstractNum w:abstractNumId="18" w15:restartNumberingAfterBreak="0">
+  <w:abstractNum w:abstractNumId="19" w15:restartNumberingAfterBreak="0">
     <w:nsid w:val="49353A6D"/>
     <w:multiLevelType w:val="hybridMultilevel"/>
     <w:tmpl w:val="71122196"/>
@@ -2775,7 +2748,7 @@
       </w:pPr>
     </w:lvl>
   </w:abstractNum>
-  <w:abstractNum w:abstractNumId="19" w15:restartNumberingAfterBreak="0">
+  <w:abstractNum w:abstractNumId="20" w15:restartNumberingAfterBreak="0">
     <w:nsid w:val="49A8731D"/>
     <w:multiLevelType w:val="hybridMultilevel"/>
     <w:tmpl w:val="69CAEB3C"/>
@@ -2864,7 +2837,7 @@
       </w:pPr>
     </w:lvl>
   </w:abstractNum>
-  <w:abstractNum w:abstractNumId="20" w15:restartNumberingAfterBreak="0">
+  <w:abstractNum w:abstractNumId="21" w15:restartNumberingAfterBreak="0">
     <w:nsid w:val="4EDA5651"/>
     <w:multiLevelType w:val="hybridMultilevel"/>
     <w:tmpl w:val="39387764"/>
@@ -2950,7 +2923,7 @@
       </w:pPr>
     </w:lvl>
   </w:abstractNum>
-  <w:abstractNum w:abstractNumId="21" w15:restartNumberingAfterBreak="0">
+  <w:abstractNum w:abstractNumId="22" w15:restartNumberingAfterBreak="0">
     <w:nsid w:val="51847EB8"/>
     <w:multiLevelType w:val="hybridMultilevel"/>
     <w:tmpl w:val="D0AA8C48"/>
@@ -3039,7 +3012,7 @@
       </w:pPr>
     </w:lvl>
   </w:abstractNum>
-  <w:abstractNum w:abstractNumId="22" w15:restartNumberingAfterBreak="0">
+  <w:abstractNum w:abstractNumId="23" w15:restartNumberingAfterBreak="0">
     <w:nsid w:val="55597F26"/>
     <w:multiLevelType w:val="hybridMultilevel"/>
     <w:tmpl w:val="115EA0E6"/>
@@ -3128,7 +3101,93 @@
       </w:pPr>
     </w:lvl>
   </w:abstractNum>
-  <w:abstractNum w:abstractNumId="23" w15:restartNumberingAfterBreak="0">
+  <w:abstractNum w:abstractNumId="24" w15:restartNumberingAfterBreak="0">
+    <w:nsid w:val="5C96229C"/>
+    <w:multiLevelType w:val="hybridMultilevel"/>
+    <w:tmpl w:val="E76C9B58"/>
+    <w:lvl w:ilvl="0" w:tplc="FFFFFFFF">
+      <w:start w:val="1"/>
+      <w:numFmt w:val="decimal"/>
+      <w:lvlText w:val="%1."/>
+      <w:lvlJc w:val="left"/>
+      <w:pPr>
+        <w:ind w:left="720" w:hanging="360"/>
+      </w:pPr>
+    </w:lvl>
+    <w:lvl w:ilvl="1" w:tplc="FFFFFFFF" w:tentative="1">
+      <w:start w:val="1"/>
+      <w:numFmt w:val="lowerLetter"/>
+      <w:lvlText w:val="%2."/>
+      <w:lvlJc w:val="left"/>
+      <w:pPr>
+        <w:ind w:left="1440" w:hanging="360"/>
+      </w:pPr>
+    </w:lvl>
+    <w:lvl w:ilvl="2" w:tplc="FFFFFFFF" w:tentative="1">
+      <w:start w:val="1"/>
+      <w:numFmt w:val="lowerRoman"/>
+      <w:lvlText w:val="%3."/>
+      <w:lvlJc w:val="right"/>
+      <w:pPr>
+        <w:ind w:left="2160" w:hanging="180"/>
+      </w:pPr>
+    </w:lvl>
+    <w:lvl w:ilvl="3" w:tplc="FFFFFFFF" w:tentative="1">
+      <w:start w:val="1"/>
+      <w:numFmt w:val="decimal"/>
+      <w:lvlText w:val="%4."/>
+      <w:lvlJc w:val="left"/>
+      <w:pPr>
+        <w:ind w:left="2880" w:hanging="360"/>
+      </w:pPr>
+    </w:lvl>
+    <w:lvl w:ilvl="4" w:tplc="FFFFFFFF" w:tentative="1">
+      <w:start w:val="1"/>
+      <w:numFmt w:val="lowerLetter"/>
+      <w:lvlText w:val="%5."/>
+      <w:lvlJc w:val="left"/>
+      <w:pPr>
+        <w:ind w:left="3600" w:hanging="360"/>
+      </w:pPr>
+    </w:lvl>
+    <w:lvl w:ilvl="5" w:tplc="FFFFFFFF" w:tentative="1">
+      <w:start w:val="1"/>
+      <w:numFmt w:val="lowerRoman"/>
+      <w:lvlText w:val="%6."/>
+      <w:lvlJc w:val="right"/>
+      <w:pPr>
+        <w:ind w:left="4320" w:hanging="180"/>
+      </w:pPr>
+    </w:lvl>
+    <w:lvl w:ilvl="6" w:tplc="FFFFFFFF" w:tentative="1">
+      <w:start w:val="1"/>
+      <w:numFmt w:val="decimal"/>
+      <w:lvlText w:val="%7."/>
+      <w:lvlJc w:val="left"/>
+      <w:pPr>
+        <w:ind w:left="5040" w:hanging="360"/>
+      </w:pPr>
+    </w:lvl>
+    <w:lvl w:ilvl="7" w:tplc="FFFFFFFF" w:tentative="1">
+      <w:start w:val="1"/>
+      <w:numFmt w:val="lowerLetter"/>
+      <w:lvlText w:val="%8."/>
+      <w:lvlJc w:val="left"/>
+      <w:pPr>
+        <w:ind w:left="5760" w:hanging="360"/>
+      </w:pPr>
+    </w:lvl>
+    <w:lvl w:ilvl="8" w:tplc="FFFFFFFF" w:tentative="1">
+      <w:start w:val="1"/>
+      <w:numFmt w:val="lowerRoman"/>
+      <w:lvlText w:val="%9."/>
+      <w:lvlJc w:val="right"/>
+      <w:pPr>
+        <w:ind w:left="6480" w:hanging="180"/>
+      </w:pPr>
+    </w:lvl>
+  </w:abstractNum>
+  <w:abstractNum w:abstractNumId="25" w15:restartNumberingAfterBreak="0">
     <w:nsid w:val="60543339"/>
     <w:multiLevelType w:val="hybridMultilevel"/>
     <w:tmpl w:val="9566D5BC"/>
@@ -3217,7 +3276,7 @@
       </w:pPr>
     </w:lvl>
   </w:abstractNum>
-  <w:abstractNum w:abstractNumId="24" w15:restartNumberingAfterBreak="0">
+  <w:abstractNum w:abstractNumId="26" w15:restartNumberingAfterBreak="0">
     <w:nsid w:val="61EB495A"/>
     <w:multiLevelType w:val="hybridMultilevel"/>
     <w:tmpl w:val="21507A78"/>
@@ -3306,7 +3365,7 @@
       </w:pPr>
     </w:lvl>
   </w:abstractNum>
-  <w:abstractNum w:abstractNumId="25" w15:restartNumberingAfterBreak="0">
+  <w:abstractNum w:abstractNumId="27" w15:restartNumberingAfterBreak="0">
     <w:nsid w:val="632F403E"/>
     <w:multiLevelType w:val="hybridMultilevel"/>
     <w:tmpl w:val="D6A62EF8"/>
@@ -3395,7 +3454,7 @@
       </w:pPr>
     </w:lvl>
   </w:abstractNum>
-  <w:abstractNum w:abstractNumId="26" w15:restartNumberingAfterBreak="0">
+  <w:abstractNum w:abstractNumId="28" w15:restartNumberingAfterBreak="0">
     <w:nsid w:val="653D22DD"/>
     <w:multiLevelType w:val="hybridMultilevel"/>
     <w:tmpl w:val="83FCED52"/>
@@ -3484,7 +3543,7 @@
       </w:pPr>
     </w:lvl>
   </w:abstractNum>
-  <w:abstractNum w:abstractNumId="27" w15:restartNumberingAfterBreak="0">
+  <w:abstractNum w:abstractNumId="29" w15:restartNumberingAfterBreak="0">
     <w:nsid w:val="69617AFC"/>
     <w:multiLevelType w:val="hybridMultilevel"/>
     <w:tmpl w:val="42E26CEA"/>
@@ -3570,7 +3629,7 @@
       </w:pPr>
     </w:lvl>
   </w:abstractNum>
-  <w:abstractNum w:abstractNumId="28" w15:restartNumberingAfterBreak="0">
+  <w:abstractNum w:abstractNumId="30" w15:restartNumberingAfterBreak="0">
     <w:nsid w:val="699C5049"/>
     <w:multiLevelType w:val="hybridMultilevel"/>
     <w:tmpl w:val="701E9430"/>
@@ -3659,7 +3718,93 @@
       </w:pPr>
     </w:lvl>
   </w:abstractNum>
-  <w:abstractNum w:abstractNumId="29" w15:restartNumberingAfterBreak="0">
+  <w:abstractNum w:abstractNumId="31" w15:restartNumberingAfterBreak="0">
+    <w:nsid w:val="74301DBC"/>
+    <w:multiLevelType w:val="hybridMultilevel"/>
+    <w:tmpl w:val="E76C9B58"/>
+    <w:lvl w:ilvl="0" w:tplc="FFFFFFFF">
+      <w:start w:val="1"/>
+      <w:numFmt w:val="decimal"/>
+      <w:lvlText w:val="%1."/>
+      <w:lvlJc w:val="left"/>
+      <w:pPr>
+        <w:ind w:left="720" w:hanging="360"/>
+      </w:pPr>
+    </w:lvl>
+    <w:lvl w:ilvl="1" w:tplc="FFFFFFFF" w:tentative="1">
+      <w:start w:val="1"/>
+      <w:numFmt w:val="lowerLetter"/>
+      <w:lvlText w:val="%2."/>
+      <w:lvlJc w:val="left"/>
+      <w:pPr>
+        <w:ind w:left="1440" w:hanging="360"/>
+      </w:pPr>
+    </w:lvl>
+    <w:lvl w:ilvl="2" w:tplc="FFFFFFFF" w:tentative="1">
+      <w:start w:val="1"/>
+      <w:numFmt w:val="lowerRoman"/>
+      <w:lvlText w:val="%3."/>
+      <w:lvlJc w:val="right"/>
+      <w:pPr>
+        <w:ind w:left="2160" w:hanging="180"/>
+      </w:pPr>
+    </w:lvl>
+    <w:lvl w:ilvl="3" w:tplc="FFFFFFFF" w:tentative="1">
+      <w:start w:val="1"/>
+      <w:numFmt w:val="decimal"/>
+      <w:lvlText w:val="%4."/>
+      <w:lvlJc w:val="left"/>
+      <w:pPr>
+        <w:ind w:left="2880" w:hanging="360"/>
+      </w:pPr>
+    </w:lvl>
+    <w:lvl w:ilvl="4" w:tplc="FFFFFFFF" w:tentative="1">
+      <w:start w:val="1"/>
+      <w:numFmt w:val="lowerLetter"/>
+      <w:lvlText w:val="%5."/>
+      <w:lvlJc w:val="left"/>
+      <w:pPr>
+        <w:ind w:left="3600" w:hanging="360"/>
+      </w:pPr>
+    </w:lvl>
+    <w:lvl w:ilvl="5" w:tplc="FFFFFFFF" w:tentative="1">
+      <w:start w:val="1"/>
+      <w:numFmt w:val="lowerRoman"/>
+      <w:lvlText w:val="%6."/>
+      <w:lvlJc w:val="right"/>
+      <w:pPr>
+        <w:ind w:left="4320" w:hanging="180"/>
+      </w:pPr>
+    </w:lvl>
+    <w:lvl w:ilvl="6" w:tplc="FFFFFFFF" w:tentative="1">
+      <w:start w:val="1"/>
+      <w:numFmt w:val="decimal"/>
+      <w:lvlText w:val="%7."/>
+      <w:lvlJc w:val="left"/>
+      <w:pPr>
+        <w:ind w:left="5040" w:hanging="360"/>
+      </w:pPr>
+    </w:lvl>
+    <w:lvl w:ilvl="7" w:tplc="FFFFFFFF" w:tentative="1">
+      <w:start w:val="1"/>
+      <w:numFmt w:val="lowerLetter"/>
+      <w:lvlText w:val="%8."/>
+      <w:lvlJc w:val="left"/>
+      <w:pPr>
+        <w:ind w:left="5760" w:hanging="360"/>
+      </w:pPr>
+    </w:lvl>
+    <w:lvl w:ilvl="8" w:tplc="FFFFFFFF" w:tentative="1">
+      <w:start w:val="1"/>
+      <w:numFmt w:val="lowerRoman"/>
+      <w:lvlText w:val="%9."/>
+      <w:lvlJc w:val="right"/>
+      <w:pPr>
+        <w:ind w:left="6480" w:hanging="180"/>
+      </w:pPr>
+    </w:lvl>
+  </w:abstractNum>
+  <w:abstractNum w:abstractNumId="32" w15:restartNumberingAfterBreak="0">
     <w:nsid w:val="7B84414D"/>
     <w:multiLevelType w:val="hybridMultilevel"/>
     <w:tmpl w:val="078E3902"/>
@@ -3748,7 +3893,93 @@
       </w:pPr>
     </w:lvl>
   </w:abstractNum>
-  <w:abstractNum w:abstractNumId="30" w15:restartNumberingAfterBreak="0">
+  <w:abstractNum w:abstractNumId="33" w15:restartNumberingAfterBreak="0">
+    <w:nsid w:val="7BFF3FD5"/>
+    <w:multiLevelType w:val="hybridMultilevel"/>
+    <w:tmpl w:val="E76C9B58"/>
+    <w:lvl w:ilvl="0" w:tplc="FFFFFFFF">
+      <w:start w:val="1"/>
+      <w:numFmt w:val="decimal"/>
+      <w:lvlText w:val="%1."/>
+      <w:lvlJc w:val="left"/>
+      <w:pPr>
+        <w:ind w:left="720" w:hanging="360"/>
+      </w:pPr>
+    </w:lvl>
+    <w:lvl w:ilvl="1" w:tplc="FFFFFFFF" w:tentative="1">
+      <w:start w:val="1"/>
+      <w:numFmt w:val="lowerLetter"/>
+      <w:lvlText w:val="%2."/>
+      <w:lvlJc w:val="left"/>
+      <w:pPr>
+        <w:ind w:left="1440" w:hanging="360"/>
+      </w:pPr>
+    </w:lvl>
+    <w:lvl w:ilvl="2" w:tplc="FFFFFFFF" w:tentative="1">
+      <w:start w:val="1"/>
+      <w:numFmt w:val="lowerRoman"/>
+      <w:lvlText w:val="%3."/>
+      <w:lvlJc w:val="right"/>
+      <w:pPr>
+        <w:ind w:left="2160" w:hanging="180"/>
+      </w:pPr>
+    </w:lvl>
+    <w:lvl w:ilvl="3" w:tplc="FFFFFFFF" w:tentative="1">
+      <w:start w:val="1"/>
+      <w:numFmt w:val="decimal"/>
+      <w:lvlText w:val="%4."/>
+      <w:lvlJc w:val="left"/>
+      <w:pPr>
+        <w:ind w:left="2880" w:hanging="360"/>
+      </w:pPr>
+    </w:lvl>
+    <w:lvl w:ilvl="4" w:tplc="FFFFFFFF" w:tentative="1">
+      <w:start w:val="1"/>
+      <w:numFmt w:val="lowerLetter"/>
+      <w:lvlText w:val="%5."/>
+      <w:lvlJc w:val="left"/>
+      <w:pPr>
+        <w:ind w:left="3600" w:hanging="360"/>
+      </w:pPr>
+    </w:lvl>
+    <w:lvl w:ilvl="5" w:tplc="FFFFFFFF" w:tentative="1">
+      <w:start w:val="1"/>
+      <w:numFmt w:val="lowerRoman"/>
+      <w:lvlText w:val="%6."/>
+      <w:lvlJc w:val="right"/>
+      <w:pPr>
+        <w:ind w:left="4320" w:hanging="180"/>
+      </w:pPr>
+    </w:lvl>
+    <w:lvl w:ilvl="6" w:tplc="FFFFFFFF" w:tentative="1">
+      <w:start w:val="1"/>
+      <w:numFmt w:val="decimal"/>
+      <w:lvlText w:val="%7."/>
+      <w:lvlJc w:val="left"/>
+      <w:pPr>
+        <w:ind w:left="5040" w:hanging="360"/>
+      </w:pPr>
+    </w:lvl>
+    <w:lvl w:ilvl="7" w:tplc="FFFFFFFF" w:tentative="1">
+      <w:start w:val="1"/>
+      <w:numFmt w:val="lowerLetter"/>
+      <w:lvlText w:val="%8."/>
+      <w:lvlJc w:val="left"/>
+      <w:pPr>
+        <w:ind w:left="5760" w:hanging="360"/>
+      </w:pPr>
+    </w:lvl>
+    <w:lvl w:ilvl="8" w:tplc="FFFFFFFF" w:tentative="1">
+      <w:start w:val="1"/>
+      <w:numFmt w:val="lowerRoman"/>
+      <w:lvlText w:val="%9."/>
+      <w:lvlJc w:val="right"/>
+      <w:pPr>
+        <w:ind w:left="6480" w:hanging="180"/>
+      </w:pPr>
+    </w:lvl>
+  </w:abstractNum>
+  <w:abstractNum w:abstractNumId="34" w15:restartNumberingAfterBreak="0">
     <w:nsid w:val="7ED8685B"/>
     <w:multiLevelType w:val="hybridMultilevel"/>
     <w:tmpl w:val="67BC2172"/>
@@ -3838,97 +4069,109 @@
     </w:lvl>
   </w:abstractNum>
   <w:num w:numId="1" w16cid:durableId="1085612068">
+    <w:abstractNumId w:val="14"/>
+  </w:num>
+  <w:num w:numId="2" w16cid:durableId="1905143093">
+    <w:abstractNumId w:val="17"/>
+  </w:num>
+  <w:num w:numId="3" w16cid:durableId="80027812">
+    <w:abstractNumId w:val="29"/>
+  </w:num>
+  <w:num w:numId="4" w16cid:durableId="1590308575">
+    <w:abstractNumId w:val="21"/>
+  </w:num>
+  <w:num w:numId="5" w16cid:durableId="1997340937">
+    <w:abstractNumId w:val="15"/>
+  </w:num>
+  <w:num w:numId="6" w16cid:durableId="1958558414">
+    <w:abstractNumId w:val="28"/>
+  </w:num>
+  <w:num w:numId="7" w16cid:durableId="459345830">
+    <w:abstractNumId w:val="26"/>
+  </w:num>
+  <w:num w:numId="8" w16cid:durableId="1191723836">
+    <w:abstractNumId w:val="16"/>
+  </w:num>
+  <w:num w:numId="9" w16cid:durableId="2006592277">
+    <w:abstractNumId w:val="3"/>
+  </w:num>
+  <w:num w:numId="10" w16cid:durableId="1375304712">
+    <w:abstractNumId w:val="9"/>
+  </w:num>
+  <w:num w:numId="11" w16cid:durableId="438646962">
+    <w:abstractNumId w:val="25"/>
+  </w:num>
+  <w:num w:numId="12" w16cid:durableId="209080173">
+    <w:abstractNumId w:val="6"/>
+  </w:num>
+  <w:num w:numId="13" w16cid:durableId="1644312296">
+    <w:abstractNumId w:val="12"/>
+  </w:num>
+  <w:num w:numId="14" w16cid:durableId="956378159">
+    <w:abstractNumId w:val="32"/>
+  </w:num>
+  <w:num w:numId="15" w16cid:durableId="120927154">
+    <w:abstractNumId w:val="20"/>
+  </w:num>
+  <w:num w:numId="16" w16cid:durableId="1944334765">
+    <w:abstractNumId w:val="4"/>
+  </w:num>
+  <w:num w:numId="17" w16cid:durableId="399793416">
+    <w:abstractNumId w:val="19"/>
+  </w:num>
+  <w:num w:numId="18" w16cid:durableId="826170263">
+    <w:abstractNumId w:val="18"/>
+  </w:num>
+  <w:num w:numId="19" w16cid:durableId="1161433815">
+    <w:abstractNumId w:val="23"/>
+  </w:num>
+  <w:num w:numId="20" w16cid:durableId="905608232">
+    <w:abstractNumId w:val="27"/>
+  </w:num>
+  <w:num w:numId="21" w16cid:durableId="821699784">
+    <w:abstractNumId w:val="34"/>
+  </w:num>
+  <w:num w:numId="22" w16cid:durableId="1812283089">
+    <w:abstractNumId w:val="11"/>
+  </w:num>
+  <w:num w:numId="23" w16cid:durableId="546260641">
+    <w:abstractNumId w:val="2"/>
+  </w:num>
+  <w:num w:numId="24" w16cid:durableId="338385804">
+    <w:abstractNumId w:val="8"/>
+  </w:num>
+  <w:num w:numId="25" w16cid:durableId="1279220335">
+    <w:abstractNumId w:val="1"/>
+  </w:num>
+  <w:num w:numId="26" w16cid:durableId="846016607">
+    <w:abstractNumId w:val="5"/>
+  </w:num>
+  <w:num w:numId="27" w16cid:durableId="747574397">
+    <w:abstractNumId w:val="7"/>
+  </w:num>
+  <w:num w:numId="28" w16cid:durableId="66345774">
+    <w:abstractNumId w:val="30"/>
+  </w:num>
+  <w:num w:numId="29" w16cid:durableId="996497700">
+    <w:abstractNumId w:val="10"/>
+  </w:num>
+  <w:num w:numId="30" w16cid:durableId="1660766542">
+    <w:abstractNumId w:val="22"/>
+  </w:num>
+  <w:num w:numId="31" w16cid:durableId="1670524605">
     <w:abstractNumId w:val="13"/>
   </w:num>
-  <w:num w:numId="2" w16cid:durableId="1905143093">
-    <w:abstractNumId w:val="16"/>
-  </w:num>
-  <w:num w:numId="3" w16cid:durableId="80027812">
-    <w:abstractNumId w:val="27"/>
-  </w:num>
-  <w:num w:numId="4" w16cid:durableId="1590308575">
-    <w:abstractNumId w:val="20"/>
-  </w:num>
-  <w:num w:numId="5" w16cid:durableId="1997340937">
-    <w:abstractNumId w:val="14"/>
-  </w:num>
-  <w:num w:numId="6" w16cid:durableId="1958558414">
-    <w:abstractNumId w:val="26"/>
-  </w:num>
-  <w:num w:numId="7" w16cid:durableId="459345830">
-    <w:abstractNumId w:val="24"/>
-  </w:num>
-  <w:num w:numId="8" w16cid:durableId="1191723836">
-    <w:abstractNumId w:val="15"/>
-  </w:num>
-  <w:num w:numId="9" w16cid:durableId="2006592277">
-    <w:abstractNumId w:val="2"/>
-  </w:num>
-  <w:num w:numId="10" w16cid:durableId="1375304712">
-    <w:abstractNumId w:val="8"/>
-  </w:num>
-  <w:num w:numId="11" w16cid:durableId="438646962">
-    <w:abstractNumId w:val="23"/>
-  </w:num>
-  <w:num w:numId="12" w16cid:durableId="209080173">
-    <w:abstractNumId w:val="5"/>
-  </w:num>
-  <w:num w:numId="13" w16cid:durableId="1644312296">
-    <w:abstractNumId w:val="11"/>
-  </w:num>
-  <w:num w:numId="14" w16cid:durableId="956378159">
-    <w:abstractNumId w:val="29"/>
-  </w:num>
-  <w:num w:numId="15" w16cid:durableId="120927154">
-    <w:abstractNumId w:val="19"/>
-  </w:num>
-  <w:num w:numId="16" w16cid:durableId="1944334765">
-    <w:abstractNumId w:val="3"/>
-  </w:num>
-  <w:num w:numId="17" w16cid:durableId="399793416">
-    <w:abstractNumId w:val="18"/>
-  </w:num>
-  <w:num w:numId="18" w16cid:durableId="826170263">
-    <w:abstractNumId w:val="17"/>
-  </w:num>
-  <w:num w:numId="19" w16cid:durableId="1161433815">
-    <w:abstractNumId w:val="22"/>
-  </w:num>
-  <w:num w:numId="20" w16cid:durableId="905608232">
-    <w:abstractNumId w:val="25"/>
-  </w:num>
-  <w:num w:numId="21" w16cid:durableId="821699784">
-    <w:abstractNumId w:val="30"/>
-  </w:num>
-  <w:num w:numId="22" w16cid:durableId="1812283089">
-    <w:abstractNumId w:val="10"/>
-  </w:num>
-  <w:num w:numId="23" w16cid:durableId="546260641">
-    <w:abstractNumId w:val="1"/>
-  </w:num>
-  <w:num w:numId="24" w16cid:durableId="338385804">
-    <w:abstractNumId w:val="7"/>
-  </w:num>
-  <w:num w:numId="25" w16cid:durableId="1279220335">
+  <w:num w:numId="32" w16cid:durableId="346752453">
     <w:abstractNumId w:val="0"/>
   </w:num>
-  <w:num w:numId="26" w16cid:durableId="846016607">
-    <w:abstractNumId w:val="4"/>
+  <w:num w:numId="33" w16cid:durableId="1741826217">
+    <w:abstractNumId w:val="31"/>
   </w:num>
-  <w:num w:numId="27" w16cid:durableId="747574397">
-    <w:abstractNumId w:val="6"/>
+  <w:num w:numId="34" w16cid:durableId="50464843">
+    <w:abstractNumId w:val="33"/>
   </w:num>
-  <w:num w:numId="28" w16cid:durableId="66345774">
-    <w:abstractNumId w:val="28"/>
-  </w:num>
-  <w:num w:numId="29" w16cid:durableId="996497700">
-    <w:abstractNumId w:val="9"/>
-  </w:num>
-  <w:num w:numId="30" w16cid:durableId="1660766542">
-    <w:abstractNumId w:val="21"/>
-  </w:num>
-  <w:num w:numId="31" w16cid:durableId="1670524605">
-    <w:abstractNumId w:val="12"/>
+  <w:num w:numId="35" w16cid:durableId="100494987">
+    <w:abstractNumId w:val="24"/>
   </w:num>
 </w:numbering>
 </file>
